--- a/provenance_sdm/manuscript/Ecological_Modelling_manuscript.docx
+++ b/provenance_sdm/manuscript/Ecological_Modelling_manuscript.docx
@@ -29,7 +29,7 @@
         <w:jc w:val="center"/>
       </w:pPr>
       <w:r>
-        <w:t>Independent researcher, United Kingdom</w:t>
+        <w:t>Independent researcher, Birmingham, B1 1BA, United Kingdom</w:t>
       </w:r>
     </w:p>
     <w:p>
@@ -93,17 +93,17 @@
     </w:p>
     <w:p>
       <w:r>
-        <w:t>Presence-only occurrence data have made broad-scale species distribution modelling possible for many taxa, but the places where species are recorded rarely form a random sample of the landscape. Accessibility, observer preference, institutional priorities, and survey design all affect the spatial distribution of records. When these processes correlate with environmental predictors, a model can confuse sampling effort with ecological response (Phillips et al., 2009; Fithian et al., 2015; Baker et al., 2022). The problem is especially important for models fitted to opportunistic data aggregated from several organisations or recording schemes.</w:t>
+        <w:t>Presence-only occurrence data support broad-scale species distribution models for many taxa, but recorded locations rarely form a random sample of the landscape. Accessibility, observer preference, institutional priorities, and survey design all affect where records are collected. When these processes correlate with environmental predictors, a model can confuse sampling effort with ecological response (Phillips et al., 2009; Fithian et al., 2015; Baker et al., 2022). This is a particular concern when models combine opportunistic records from several organisations or recording schemes.</w:t>
       </w:r>
     </w:p>
     <w:p>
       <w:r>
-        <w:t>The target-group background (TGB) is a widely used correction for this problem. Rather than drawing background locations uniformly, it samples them from occurrences of taxa believed to share the focal species' observation process. If the focal species and its target group have the same spatial sampling bias, their common bias can cancel in the presence-background contrast (Phillips et al., 2009). Empirical and virtual-species studies show that TGB can improve models, but its performance depends on the choice of target taxa, the amount of data, and the relation between sampling bias and ecological niches (Barber et al., 2021; Inman et al., 2021; Baker et al., 2022). Recent work continues to show that background selection can materially change current and projected distributions (Rausell-Moreno et al., 2025).</w:t>
+        <w:t>The target-group background (TGB) is a widely used correction for this problem. Rather than drawing background locations uniformly, it samples them from occurrences of taxa believed to share the focal species' observation process. If the focal species and its target group have the same spatial sampling bias, their common bias can cancel in the presence-background contrast (Phillips et al., 2009). Empirical, theoretical, and virtual-species studies show that TGB can improve models, but its performance depends on the choice of target taxa, the amount of data, and the relation between sampling bias and ecological niches (Botella et al., 2020; Barber et al., 2021; Inman et al., 2021; Baker et al., 2022, 2024). Recent work continues to show that background selection can materially change current and projected distributions (Rausell-Moreno et al., 2025).</w:t>
       </w:r>
     </w:p>
     <w:p>
       <w:r>
-        <w:t>Aggregated biodiversity databases also retain information about data provenance. A record may identify the dataset, publisher, institution, or programme from which it came. This metadata creates a tempting extension to TGB: reweight target-group records so that the background has the same mix of sources as the focal species. We call this provenance-matched TGB (PM-TGB). The procedure is easy to implement and appears to use more information than a conventional TGB. Its interpretation, however, depends on an assumption that is rarely stated: the focal species' observed source composition must approximate how observation effort was allocated among sources.</w:t>
+        <w:t>Aggregated biodiversity databases often retain the provenance of each record, such as its dataset, publisher, institution, or programme. This suggests a simple extension to TGB: reweight target-group records so that the background has the same mix of sources as the focal species. We call this provenance-matched TGB (PM-TGB). It uses metadata that a conventional TGB ignores. Previous theory has shown that the ecological preferences of target-group species can bias a pooled target-group background (Botella et al., 2020). We address a separate identification problem within that pool: whether the focal species' observed shares across provenance-labelled programmes recover how observation effort was allocated among them.</w:t>
       </w:r>
     </w:p>
     <w:p>
@@ -132,12 +132,12 @@
     </w:p>
     <w:p>
       <w:r>
-        <w:t>This distinction is related to, but separate from, improvements in model architecture. Maximum entropy models have a point-process interpretation (Renner and Warton, 2013), and recent multi-species neural formulations such as DeepMaxEnt extend their flexibility and information sharing (Ryckewaert et al., 2026). A more flexible model cannot by itself identify effort from source proportions when ecology and observation determine those proportions jointly. The problem considered here concerns the construction and interpretation of the background sample.</w:t>
+        <w:t>This distinction concerns the background sample, not the model architecture. Maximum entropy models have a point-process interpretation (Renner and Warton, 2013), and recent multi-species neural formulations such as DeepMaxEnt add flexible response functions and information sharing (Ryckewaert et al., 2026). That flexibility cannot identify effort from source proportions when ecology and observation jointly determine those proportions.</w:t>
       </w:r>
     </w:p>
     <w:p>
       <w:r>
-        <w:t>We asked three questions. First, does matching a TGB to the focal species' observed provenance composition improve recovery of known ecological truth? Second, how much do ecological overlap and finite records separate observed composition from latent programme allocation? Third, what happens when the same method is applied to a real multi-source occurrence archive? We used paired virtual-species experiments to isolate the effect of background choice, a diagnostic that replaces observed source proportions with latent allocation, and a descriptive GBIF application to four British mammals. We expected that PM-TGB would not consistently outperform conventional TGB because observed provenance composition is an outcome of both observation and ecology.</w:t>
+        <w:t>We tested whether matching a TGB to the focal species' observed provenance composition improves recovery of known ecological truth. We also measured how ecological overlap and finite records separate observed composition from latent programme allocation, then applied the method to a real multi-source occurrence archive. The study combined paired virtual-species experiments, a diagnostic that replaces observed source proportions with latent allocation, and a descriptive GBIF application to four British mammals. We expected no consistent advantage for PM-TGB because observed provenance composition is an outcome of both observation and ecology.</w:t>
       </w:r>
     </w:p>
     <w:p>
@@ -411,7 +411,7 @@
     </w:p>
     <w:p>
       <w:r>
-        <w:t>The remaining metrics supported the same bounded conclusion rather than a uniform advantage. Mean differences in integrated error ranged from -0.0001 to 0.0015; response-curve error from -0.0007 to 0.0021; upper-decile overlap from -0.0032 to less than 0.0001; and unbiased AUC from -0.0019 to 0.0002. Signs and interval coverage varied among scenarios, but effect sizes were small. In this controlled design, adding observed source proportions to a correctly specified target group supplied no general improvement.</w:t>
+        <w:t>The remaining metrics also showed no uniform advantage. Mean differences in integrated error ranged from -0.0001 to 0.0015; response-curve error from -0.0007 to 0.0021; upper-decile overlap from -0.0032 to less than 0.0001; and unbiased AUC from -0.0019 to 0.0002. Signs and interval coverage varied among scenarios, but effect sizes were small. In this controlled design, adding observed source proportions to a correctly specified target group supplied no general improvement.</w:t>
       </w:r>
     </w:p>
     <w:p>
@@ -434,7 +434,7 @@
     </w:p>
     <w:p>
       <w:r>
-        <w:t>These diagnostics show that programme-allocation information can improve a background under concentrated sampling, but the observed mixture of provenance labels is not that allocation. They also explain why PM-TGB can underperform without establishing a simple threshold at which it will fail.</w:t>
+        <w:t>Programme-allocation information can therefore improve a background under concentrated sampling, but the observed mixture of provenance labels is not that allocation. The diagnostics explain why PM-TGB can underperform, although they do not establish a simple failure threshold.</w:t>
       </w:r>
     </w:p>
     <w:p>
@@ -478,7 +478,7 @@
     </w:p>
     <w:p>
       <w:r>
-        <w:t>Matching a target-group background to a focal species' observed provenance composition did not provide a consistent correction for sampling effort. Across 14,400 paired virtual-species fits, its effects were near zero or slightly adverse. The diagnostic using latent programme allocation performed better than observed matching under strong spatial bias, showing that the negative result was not simply a claim that programme heterogeneity never matters. The information required for effort correction differed from the information contained in aggregate source proportions.</w:t>
+        <w:t>Matching a target-group background to a focal species' observed provenance composition did not provide a consistent correction for sampling effort. Across 14,400 paired virtual-species fits, its effects were near zero or slightly adverse. Under strong spatial bias, the diagnostic using latent programme allocation performed better than observed matching. Programme heterogeneity therefore mattered, but correcting for it required information that aggregate source proportions did not contain.</w:t>
       </w:r>
     </w:p>
     <w:p>
@@ -488,7 +488,12 @@
     </w:p>
     <w:p>
       <w:r>
-        <w:t>This result qualifies rather than rejects the TGB principle. Conventional TGB can be effective when focal and target taxa share an observation process (Phillips et al., 2009; Barber et al., 2021), and its performance depends on how bias and niches align (Baker et al., 2022). PM-TGB adds a second assumption: after restricting to a suitable target group, the focal species' source proportions must describe source allocation rather than ecological overlap. The simulations show that stronger taxon-programme alignment did not guarantee that this assumption held. More metadata did not automatically mean a less biased background.</w:t>
+        <w:t>The result does not invalidate the TGB principle. Conventional TGB can be effective when focal and target taxa share an observation process (Phillips et al., 2009; Barber et al., 2021), and its performance depends on how bias and niches align (Baker et al., 2022). PM-TGB adds another assumption: after restricting the pool to a suitable target group, the focal species' source proportions must describe source allocation rather than ecological overlap. Stronger taxon-programme alignment did not guarantee that this assumption held. More metadata did not automatically produce a less biased background.</w:t>
+      </w:r>
+    </w:p>
+    <w:p>
+      <w:r>
+        <w:t>Recently released taxon-stratified GBIF effort rasters use the spatial distribution of observation counts and species richness, rather than a focal species' source composition (El-Gabbas, 2026). Our experiment does not evaluate those products. It instead cautions against treating provenance shares as an additional species-specific allocation signal when the underlying survey allocation is unknown.</w:t>
       </w:r>
     </w:p>
     <w:p>
@@ -498,22 +503,22 @@
     </w:p>
     <w:p>
       <w:r>
-        <w:t>Our findings also clarify the relation between bias correction and model flexibility. DeepMaxEnt applies the maximum entropy principle to flexible multi-species neural models and can improve ecological representation through shared learning (Ryckewaert et al., 2026). That is a different intervention from estimating observation effort. A flexible response surface may reduce misspecification or exploit cross-species information, but it cannot determine whether a programme's large observed share arose from greater allocation or stronger niche overlap without additional information. We therefore treat DeepMaxEnt as an important modelling context rather than a comparator. The planned polynomial sensitivity in this study did not pass its predefined stability gate, so the present empirical claim is limited to the audited linear feature basis.</w:t>
+        <w:t>Bias correction and model flexibility address different problems. DeepMaxEnt applies the maximum entropy principle to flexible multi-species neural models and can improve ecological representation through shared learning (Ryckewaert et al., 2026). A flexible response surface may reduce misspecification or exploit cross-species information, but it cannot determine whether a programme's large observed share arose from greater allocation or stronger niche overlap without additional information. DeepMaxEnt therefore provides modelling context for this study, not a comparator. The planned polynomial sensitivity did not pass its predefined stability gate, so the present empirical claim is limited to the audited linear feature basis.</w:t>
       </w:r>
     </w:p>
     <w:p>
       <w:r>
-        <w:t>The British mammal demonstration reinforces the practical need to look beyond a single validation score. PM-TGB changed AUC by only 0.001 to 0.003 for three species and by 0.002 for the fourth, yet shifted one map centroid by nearly 65 km. Uniform backgrounds scored higher under the chosen spatial cross-validation design, but the held-out records inherited the same heterogeneous observation system. Higher discrimination against those records does not prove better recovery of ecological suitability. Map contrasts, sensitivity to provenance definition, and explicit statements about the estimand are necessary when ecological truth is unavailable.</w:t>
+        <w:t>The British mammal demonstration shows why a single validation score is insufficient. PM-TGB changed AUC by only 0.001 to 0.003 for three species and by 0.002 for the fourth, yet shifted one map centroid by nearly 65 km. Uniform backgrounds scored higher under the chosen spatial cross-validation design, but the held-out records inherited the same heterogeneous observation system. Higher discrimination against those records does not prove better recovery of ecological suitability. When ecological truth is unavailable, studies should compare maps, test sensitivity to the provenance definition, and state the estimand explicitly.</w:t>
       </w:r>
     </w:p>
     <w:p>
       <w:r>
-        <w:t>Several limitations bound the inference. First, the primary model used linear standardised features. This improved interpretability and stability but did not represent every form of ecological response used in contemporary SDMs. The failed flexible-feature gate is informative about the audited pipeline, not evidence that all flexible models are unstable. Second, the simulated process included programme hotspots and gradients, taxon-programme alignment, long-tailed sample sizes, and nonlinear ecological truth, but no simulation can cover every citizen-science or monitoring workflow. Third, a GBIF dataset key can combine several field protocols, while different keys can share one effective observation process. Publisher key is coarser still. Fourth, the empirical study had no independent standardised survey with which to judge ecological accuracy.</w:t>
+        <w:t>The inference has four main limitations. The primary model used linear standardised features. This improved interpretability and stability but did not represent every ecological response used in contemporary SDMs. The failed flexible-feature gate describes the audited pipeline; it is not evidence that all flexible models are unstable. The simulation included programme hotspots and gradients, taxon-programme alignment, long-tailed sample sizes, and nonlinear ecological truth, but it cannot cover every citizen-science or monitoring workflow. In the empirical data, one GBIF dataset key may combine several field protocols, while different keys may share an observation process; publisher key is coarser still. Finally, no independent standardised survey was available to assess ecological accuracy.</w:t>
       </w:r>
     </w:p>
     <w:p>
       <w:r>
-        <w:t>The most useful next step is not finer reweighting of aggregate provenance counts. Data providers and aggregators should preserve sampling-event identifiers, lists of taxa sought, routes or visited sites, observation duration, absences or non-detections, protocol, and changes in programme scope through time. These fields can separate where a programme looked from what it found. When such information is unavailable, provenance labels remain valuable for stratified sensitivity analyses, source holdouts, hierarchical effects, and transparent reporting. They should be treated as descriptors of data origin rather than direct effort measurements.</w:t>
+        <w:t>Finer reweighting of aggregate provenance counts will not resolve the identification problem. Data providers and aggregators should preserve sampling-event identifiers, lists of taxa sought, routes or visited sites, observation duration, absences or non-detections, protocol, and changes in programme scope through time. The Humboldt Extension to Darwin Core now provides structured terms for survey scope, sampling design, protocol, and effort (Sica et al., 2026). These fields can separate where a programme looked from what it found. Without them, provenance labels remain useful for stratified sensitivity analyses, source holdouts, hierarchical effects, and transparent reporting, but they describe data origin rather than effort.</w:t>
       </w:r>
     </w:p>
     <w:p>
@@ -589,7 +594,7 @@
         <w:jc w:val="left"/>
       </w:pPr>
       <w:r>
-        <w:t>The GBIF occurrence archive is available at https://doi.org/10.15468/dl.nb4kse. Code, configuration, audit manifests, manuscript tables, and figure-generation workflows are available at https://github.com/arzaan789/Species-Distribution-Modeling/tree/paper/ecomodelling-provenance-backgrounds. A versioned archival release with a persistent identifier should be created before final submission. Remotely sensed predictor rasters that cannot be redistributed should be documented with source and preprocessing manifests; the processed modelling grid is covered by the repository audit manifest.</w:t>
+        <w:t>The GBIF occurrence archive is available at https://doi.org/10.15468/dl.nb4kse. Code, configuration, audit manifests, manuscript tables, and figure-generation workflows are available from a versioned Zenodo archive (Ul Mairaj, 2026) and at https://github.com/arzaan789/Species-Distribution-Modeling/tree/paper/ecomodelling-provenance-backgrounds. Remotely sensed predictor rasters that cannot be redistributed are documented through source and preprocessing manifests; the processed modelling grid is covered by the repository audit manifest.</w:t>
       </w:r>
     </w:p>
     <w:p>
@@ -639,7 +644,31 @@
         <w:jc w:val="left"/>
       </w:pPr>
       <w:r>
+        <w:t>Baker, D.J., Maclean, I.M.D., Gaston, K.J., 2024. Effective strategies for correcting spatial sampling bias in species distribution models without independent test data. Diversity and Distributions 30, e13802. https://doi.org/10.1111/ddi.13802.</w:t>
+      </w:r>
+    </w:p>
+    <w:p>
+      <w:pPr>
+        <w:jc w:val="left"/>
+      </w:pPr>
+      <w:r>
         <w:t>Barber, R.A., Ball, S.G., Morris, R.K.A., Gilbert, F., 2021. Target-group backgrounds prove effective at correcting sampling bias in Maxent models. Diversity and Distributions 28, 128-141. https://doi.org/10.1111/ddi.13442.</w:t>
+      </w:r>
+    </w:p>
+    <w:p>
+      <w:pPr>
+        <w:jc w:val="left"/>
+      </w:pPr>
+      <w:r>
+        <w:t>Botella, C., Joly, A., Monestiez, P., Bonnet, P., Munoz, F., 2020. Bias in presence-only niche models related to sampling effort and species niches: Lessons for background point selection. PLOS ONE 15, e0232078. https://doi.org/10.1371/journal.pone.0232078.</w:t>
+      </w:r>
+    </w:p>
+    <w:p>
+      <w:pPr>
+        <w:jc w:val="left"/>
+      </w:pPr>
+      <w:r>
+        <w:t>El-Gabbas, A., 2026. A global, taxon-stratified, high-resolution sampling-effort dataset from GBIF for bias-aware ecological modelling. Diversity and Distributions 32, e70205. https://doi.org/10.1111/ddi.70205.</w:t>
       </w:r>
     </w:p>
     <w:p>
@@ -704,6 +733,22 @@
       </w:pPr>
       <w:r>
         <w:t>Ryckewaert, M., Marcos, D., Botella, C., Servajean, M., Bonnet, P., Joly, A., 2026. Applying the maximum entropy principle to neural networks enhances multi-species distribution models. Methods in Ecology and Evolution 17, 1655-1670. https://doi.org/10.1111/2041-210X.70262.</w:t>
+      </w:r>
+    </w:p>
+    <w:p>
+      <w:pPr>
+        <w:jc w:val="left"/>
+      </w:pPr>
+      <w:r>
+        <w:t>Sica, Y.V., Hochachka, W.M., Stevenson, R.D., Ingenloff, K., Zermoglio, P.F., Wieczorek, J., Gan, Y.M., Schigel, D., Kachian, Z.R., Baskauf, S., Brenton, P., Kazem, A.J.N., Jetz, W., Guralnick, R., 2026. Enabling ecological survey data integration with the Humboldt Extension to Darwin Core. Ecography 2026, e08223. https://doi.org/10.1002/ecog.08223.</w:t>
+      </w:r>
+    </w:p>
+    <w:p>
+      <w:pPr>
+        <w:jc w:val="left"/>
+      </w:pPr>
+      <w:r>
+        <w:t>Ul Mairaj, A., 2026. Observed provenance composition is not sampling effort in presence-only species distribution models: code and reproducibility materials, version 1.0.0. Zenodo. https://doi.org/10.5281/zenodo.22164506.</w:t>
       </w:r>
     </w:p>
     <w:p>
